--- a/Salesforce Configuration Model-2_1 Assignment.docx
+++ b/Salesforce Configuration Model-2_1 Assignment.docx
@@ -367,6 +367,51 @@
       </w:r>
     </w:p>
     <w:p>
+      <w:r>
+        <w:drawing>
+          <wp:inline distT="0" distB="0" distL="114300" distR="114300">
+            <wp:extent cx="6118225" cy="2928620"/>
+            <wp:effectExtent l="0" t="0" r="15875" b="5080"/>
+            <wp:docPr id="6" name="Picture 1"/>
+            <wp:cNvGraphicFramePr>
+              <a:graphicFrameLocks xmlns:a="http://schemas.openxmlformats.org/drawingml/2006/main" noChangeAspect="1"/>
+            </wp:cNvGraphicFramePr>
+            <a:graphic xmlns:a="http://schemas.openxmlformats.org/drawingml/2006/main">
+              <a:graphicData uri="http://schemas.openxmlformats.org/drawingml/2006/picture">
+                <pic:pic xmlns:pic="http://schemas.openxmlformats.org/drawingml/2006/picture">
+                  <pic:nvPicPr>
+                    <pic:cNvPr id="6" name="Picture 1"/>
+                    <pic:cNvPicPr>
+                      <a:picLocks noChangeAspect="1"/>
+                    </pic:cNvPicPr>
+                  </pic:nvPicPr>
+                  <pic:blipFill>
+                    <a:blip r:embed="rId6"/>
+                    <a:stretch>
+                      <a:fillRect/>
+                    </a:stretch>
+                  </pic:blipFill>
+                  <pic:spPr>
+                    <a:xfrm>
+                      <a:off x="0" y="0"/>
+                      <a:ext cx="6118225" cy="2928620"/>
+                    </a:xfrm>
+                    <a:prstGeom prst="rect">
+                      <a:avLst/>
+                    </a:prstGeom>
+                    <a:noFill/>
+                    <a:ln>
+                      <a:noFill/>
+                    </a:ln>
+                  </pic:spPr>
+                </pic:pic>
+              </a:graphicData>
+            </a:graphic>
+          </wp:inline>
+        </w:drawing>
+      </w:r>
+    </w:p>
+    <w:p>
       <w:pPr>
         <w:rPr>
           <w:rFonts w:hint="default" w:ascii="Arial" w:hAnsi="Arial" w:cs="Arial"/>
@@ -395,7 +440,7 @@
                     </pic:cNvPicPr>
                   </pic:nvPicPr>
                   <pic:blipFill>
-                    <a:blip r:embed="rId6"/>
+                    <a:blip r:embed="rId7"/>
                     <a:stretch>
                       <a:fillRect/>
                     </a:stretch>
@@ -497,7 +542,7 @@
                     </pic:cNvPicPr>
                   </pic:nvPicPr>
                   <pic:blipFill>
-                    <a:blip r:embed="rId7"/>
+                    <a:blip r:embed="rId8"/>
                     <a:stretch>
                       <a:fillRect/>
                     </a:stretch>
@@ -645,7 +690,7 @@
                     </pic:cNvPicPr>
                   </pic:nvPicPr>
                   <pic:blipFill>
-                    <a:blip r:embed="rId8"/>
+                    <a:blip r:embed="rId9"/>
                     <a:stretch>
                       <a:fillRect/>
                     </a:stretch>
@@ -669,51 +714,45 @@
           </wp:inline>
         </w:drawing>
       </w:r>
+    </w:p>
+    <w:p>
+      <w:pPr>
+        <w:bidi w:val="0"/>
+        <w:spacing w:before="0" w:beforeAutospacing="0" w:after="140" w:afterAutospacing="0" w:line="288" w:lineRule="auto"/>
+        <w:rPr>
+          <w:rFonts w:hint="default" w:ascii="Arial" w:hAnsi="Arial" w:cs="Arial"/>
+          <w:color w:val="FFFFFF" w:themeColor="background1"/>
+          <w:sz w:val="28"/>
+          <w:szCs w:val="28"/>
+          <w14:textFill>
+            <w14:solidFill>
+              <w14:schemeClr w14:val="bg1"/>
+            </w14:solidFill>
+          </w14:textFill>
+        </w:rPr>
+      </w:pPr>
+      <w:r>
+        <w:rPr>
+          <w:rFonts w:hint="default" w:ascii="Arial" w:hAnsi="Arial" w:cs="Arial"/>
+        </w:rPr>
+        <w:br w:type="textWrapping"/>
+      </w:r>
+      <w:r>
+        <w:rPr>
+          <w:rFonts w:hint="default" w:ascii="Arial" w:hAnsi="Arial" w:cs="Arial"/>
+          <w:color w:val="FFFFFF" w:themeColor="background1"/>
+          <w:sz w:val="28"/>
+          <w:szCs w:val="28"/>
+          <w14:textFill>
+            <w14:solidFill>
+              <w14:schemeClr w14:val="bg1"/>
+            </w14:solidFill>
+          </w14:textFill>
+        </w:rPr>
+        <w:t>Trailhead</w:t>
+      </w:r>
       <w:bookmarkStart w:id="1" w:name="_GoBack"/>
       <w:bookmarkEnd w:id="1"/>
-    </w:p>
-    <w:p>
-      <w:pPr>
-        <w:bidi w:val="0"/>
-        <w:spacing w:before="0" w:beforeAutospacing="0" w:after="140" w:afterAutospacing="0" w:line="288" w:lineRule="auto"/>
-        <w:rPr>
-          <w:rFonts w:hint="default" w:ascii="Arial" w:hAnsi="Arial" w:cs="Arial"/>
-          <w:color w:val="000000" w:themeColor="text1" w:themeTint="FF"/>
-          <w:sz w:val="28"/>
-          <w:szCs w:val="28"/>
-          <w14:textFill>
-            <w14:solidFill>
-              <w14:schemeClr w14:val="tx1">
-                <w14:lumMod w14:val="100000"/>
-                <w14:lumOff w14:val="0"/>
-              </w14:schemeClr>
-            </w14:solidFill>
-          </w14:textFill>
-        </w:rPr>
-      </w:pPr>
-      <w:r>
-        <w:rPr>
-          <w:rFonts w:hint="default" w:ascii="Arial" w:hAnsi="Arial" w:cs="Arial"/>
-        </w:rPr>
-        <w:br w:type="textWrapping"/>
-      </w:r>
-      <w:r>
-        <w:rPr>
-          <w:rFonts w:hint="default" w:ascii="Arial" w:hAnsi="Arial" w:cs="Arial"/>
-          <w:color w:val="000000" w:themeColor="text1" w:themeTint="FF"/>
-          <w:sz w:val="28"/>
-          <w:szCs w:val="28"/>
-          <w14:textFill>
-            <w14:solidFill>
-              <w14:schemeClr w14:val="tx1">
-                <w14:lumMod w14:val="100000"/>
-                <w14:lumOff w14:val="0"/>
-              </w14:schemeClr>
-            </w14:solidFill>
-          </w14:textFill>
-        </w:rPr>
-        <w:t>Trailhead</w:t>
-      </w:r>
     </w:p>
     <w:p>
       <w:pPr>
@@ -723,15 +762,12 @@
         <w:jc w:val="left"/>
         <w:rPr>
           <w:rFonts w:hint="default" w:ascii="Arial" w:hAnsi="Arial" w:cs="Arial"/>
-          <w:color w:val="000000" w:themeColor="text1" w:themeTint="FF"/>
+          <w:color w:val="FFFFFF" w:themeColor="background1"/>
           <w:sz w:val="28"/>
           <w:szCs w:val="28"/>
           <w14:textFill>
             <w14:solidFill>
-              <w14:schemeClr w14:val="tx1">
-                <w14:lumMod w14:val="100000"/>
-                <w14:lumOff w14:val="0"/>
-              </w14:schemeClr>
+              <w14:schemeClr w14:val="bg1"/>
             </w14:solidFill>
           </w14:textFill>
         </w:rPr>
@@ -739,15 +775,12 @@
       <w:r>
         <w:rPr>
           <w:rFonts w:hint="default" w:ascii="Arial" w:hAnsi="Arial" w:cs="Arial"/>
-          <w:color w:val="000000" w:themeColor="text1" w:themeTint="FF"/>
+          <w:color w:val="FFFFFF" w:themeColor="background1"/>
           <w:sz w:val="28"/>
           <w:szCs w:val="28"/>
           <w14:textFill>
             <w14:solidFill>
-              <w14:schemeClr w14:val="tx1">
-                <w14:lumMod w14:val="100000"/>
-                <w14:lumOff w14:val="0"/>
-              </w14:schemeClr>
+              <w14:schemeClr w14:val="bg1"/>
             </w14:solidFill>
           </w14:textFill>
         </w:rPr>
@@ -762,15 +795,12 @@
         <w:jc w:val="left"/>
         <w:rPr>
           <w:rFonts w:hint="default" w:ascii="Arial" w:hAnsi="Arial" w:cs="Arial"/>
-          <w:color w:val="000000" w:themeColor="text1" w:themeTint="FF"/>
+          <w:color w:val="FFFFFF" w:themeColor="background1"/>
           <w:sz w:val="28"/>
           <w:szCs w:val="28"/>
           <w14:textFill>
             <w14:solidFill>
-              <w14:schemeClr w14:val="tx1">
-                <w14:lumMod w14:val="100000"/>
-                <w14:lumOff w14:val="0"/>
-              </w14:schemeClr>
+              <w14:schemeClr w14:val="bg1"/>
             </w14:solidFill>
           </w14:textFill>
         </w:rPr>
@@ -778,15 +808,12 @@
       <w:r>
         <w:rPr>
           <w:rFonts w:hint="default" w:ascii="Arial" w:hAnsi="Arial" w:cs="Arial"/>
-          <w:color w:val="000000" w:themeColor="text1" w:themeTint="FF"/>
+          <w:color w:val="FFFFFF" w:themeColor="background1"/>
           <w:sz w:val="28"/>
           <w:szCs w:val="28"/>
           <w14:textFill>
             <w14:solidFill>
-              <w14:schemeClr w14:val="tx1">
-                <w14:lumMod w14:val="100000"/>
-                <w14:lumOff w14:val="0"/>
-              </w14:schemeClr>
+              <w14:schemeClr w14:val="bg1"/>
             </w14:solidFill>
           </w14:textFill>
         </w:rPr>
@@ -801,15 +828,12 @@
         <w:jc w:val="left"/>
         <w:rPr>
           <w:rFonts w:hint="default" w:ascii="Arial" w:hAnsi="Arial" w:cs="Arial"/>
-          <w:color w:val="000000" w:themeColor="text1" w:themeTint="FF"/>
+          <w:color w:val="FFFFFF" w:themeColor="background1"/>
           <w:sz w:val="28"/>
           <w:szCs w:val="28"/>
           <w14:textFill>
             <w14:solidFill>
-              <w14:schemeClr w14:val="tx1">
-                <w14:lumMod w14:val="100000"/>
-                <w14:lumOff w14:val="0"/>
-              </w14:schemeClr>
+              <w14:schemeClr w14:val="bg1"/>
             </w14:solidFill>
           </w14:textFill>
         </w:rPr>
@@ -817,15 +841,12 @@
       <w:r>
         <w:rPr>
           <w:rFonts w:hint="default" w:ascii="Arial" w:hAnsi="Arial" w:cs="Arial"/>
-          <w:color w:val="000000" w:themeColor="text1" w:themeTint="FF"/>
+          <w:color w:val="FFFFFF" w:themeColor="background1"/>
           <w:sz w:val="28"/>
           <w:szCs w:val="28"/>
           <w14:textFill>
             <w14:solidFill>
-              <w14:schemeClr w14:val="tx1">
-                <w14:lumMod w14:val="100000"/>
-                <w14:lumOff w14:val="0"/>
-              </w14:schemeClr>
+              <w14:schemeClr w14:val="bg1"/>
             </w14:solidFill>
           </w14:textFill>
         </w:rPr>
